--- a/Word/IceVision+ Projeto Maluco.docx
+++ b/Word/IceVision+ Projeto Maluco.docx
@@ -5,12 +5,24 @@
     <w:p>
       <w:pPr>
         <w:jc w:val="center"/>
-      </w:pPr>
-      <w:r>
+        <w:rPr>
+          <w:b/>
+          <w:sz w:val="36"/>
+        </w:rPr>
+      </w:pPr>
+      <w:r>
+        <w:rPr>
+          <w:b/>
+          <w:sz w:val="36"/>
+        </w:rPr>
         <w:t xml:space="preserve">Escola e Faculdade de Tecnologia Senai Roberto </w:t>
       </w:r>
       <w:proofErr w:type="spellStart"/>
       <w:r>
+        <w:rPr>
+          <w:b/>
+          <w:sz w:val="36"/>
+        </w:rPr>
         <w:t>Mange</w:t>
       </w:r>
       <w:proofErr w:type="spellEnd"/>
@@ -55,16 +67,27 @@
       <w:pPr>
         <w:pStyle w:val="Ttulo1"/>
         <w:jc w:val="center"/>
+        <w:rPr>
+          <w:sz w:val="56"/>
+        </w:rPr>
       </w:pPr>
     </w:p>
     <w:p>
       <w:pPr>
         <w:pStyle w:val="Ttulo1"/>
         <w:jc w:val="center"/>
-      </w:pPr>
-      <w:r>
+        <w:rPr>
+          <w:sz w:val="56"/>
+        </w:rPr>
+      </w:pPr>
+      <w:bookmarkStart w:id="0" w:name="_Toc195702756"/>
+      <w:r>
+        <w:rPr>
+          <w:sz w:val="56"/>
+        </w:rPr>
         <w:t>Projeto Maluco</w:t>
       </w:r>
+      <w:bookmarkEnd w:id="0"/>
     </w:p>
     <w:p>
       <w:pPr>
@@ -118,76 +141,82 @@
     </w:p>
     <w:p>
       <w:pPr>
-        <w:spacing w:before="100" w:beforeAutospacing="1" w:after="100" w:afterAutospacing="1" w:line="240" w:lineRule="auto"/>
-        <w:outlineLvl w:val="0"/>
-        <w:rPr>
-          <w:rFonts w:ascii="Times New Roman" w:eastAsia="Times New Roman" w:hAnsi="Times New Roman" w:cs="Times New Roman"/>
-          <w:b/>
-          <w:bCs/>
-          <w:kern w:val="36"/>
-          <w:sz w:val="48"/>
-          <w:szCs w:val="48"/>
-          <w:lang w:eastAsia="pt-BR"/>
-        </w:rPr>
-      </w:pPr>
-    </w:p>
-    <w:p>
-      <w:pPr>
-        <w:rPr>
-          <w:lang w:eastAsia="pt-BR"/>
-        </w:rPr>
-      </w:pPr>
-    </w:p>
-    <w:p>
-      <w:pPr>
-        <w:rPr>
-          <w:lang w:eastAsia="pt-BR"/>
-        </w:rPr>
-      </w:pPr>
-    </w:p>
-    <w:p>
-      <w:pPr>
-        <w:rPr>
-          <w:lang w:eastAsia="pt-BR"/>
-        </w:rPr>
-      </w:pPr>
-      <w:r>
-        <w:rPr>
-          <w:lang w:eastAsia="pt-BR"/>
-        </w:rPr>
-        <w:t>Professor: Dorival</w:t>
-      </w:r>
-    </w:p>
-    <w:p>
-      <w:pPr>
-        <w:rPr>
-          <w:lang w:eastAsia="pt-BR"/>
-        </w:rPr>
-      </w:pPr>
-      <w:r>
-        <w:rPr>
-          <w:lang w:eastAsia="pt-BR"/>
-        </w:rPr>
-        <w:t xml:space="preserve">Alunos: Tamires Oliveira Serra                                                                                                                         Thalia Pereira </w:t>
-      </w:r>
-      <w:r>
-        <w:rPr>
+        <w:rPr>
+          <w:lang w:eastAsia="pt-BR"/>
+        </w:rPr>
+      </w:pPr>
+    </w:p>
+    <w:p>
+      <w:pPr>
+        <w:rPr>
+          <w:sz w:val="28"/>
+          <w:lang w:eastAsia="pt-BR"/>
+        </w:rPr>
+      </w:pPr>
+    </w:p>
+    <w:p>
+      <w:pPr>
+        <w:rPr>
+          <w:sz w:val="28"/>
+          <w:lang w:eastAsia="pt-BR"/>
+        </w:rPr>
+      </w:pPr>
+      <w:r>
+        <w:rPr>
+          <w:b/>
+          <w:sz w:val="28"/>
+          <w:lang w:eastAsia="pt-BR"/>
+        </w:rPr>
+        <w:t>Professor:</w:t>
+      </w:r>
+      <w:r>
+        <w:rPr>
+          <w:sz w:val="28"/>
+          <w:lang w:eastAsia="pt-BR"/>
+        </w:rPr>
+        <w:t xml:space="preserve"> Dorival</w:t>
+      </w:r>
+    </w:p>
+    <w:p>
+      <w:pPr>
+        <w:rPr>
+          <w:sz w:val="28"/>
+          <w:lang w:eastAsia="pt-BR"/>
+        </w:rPr>
+      </w:pPr>
+      <w:r>
+        <w:rPr>
+          <w:b/>
+          <w:sz w:val="28"/>
+          <w:lang w:eastAsia="pt-BR"/>
+        </w:rPr>
+        <w:t>Alunos:</w:t>
+      </w:r>
+      <w:r>
+        <w:rPr>
+          <w:sz w:val="28"/>
+          <w:lang w:eastAsia="pt-BR"/>
+        </w:rPr>
+        <w:t xml:space="preserve"> Tamires Oliveira Serra                                                                                                                         Thalia Pereira </w:t>
+      </w:r>
+      <w:r>
+        <w:rPr>
+          <w:sz w:val="28"/>
           <w:lang w:eastAsia="pt-BR"/>
         </w:rPr>
         <w:br/>
-        <w:t>Renan</w:t>
-      </w:r>
-      <w:bookmarkStart w:id="0" w:name="_GoBack"/>
-      <w:bookmarkEnd w:id="0"/>
-      <w:r>
-        <w:rPr>
-          <w:lang w:eastAsia="pt-BR"/>
-        </w:rPr>
-        <w:t xml:space="preserve"> Bueno De Camargo Castro</w:t>
+        <w:t>Renan Bueno De Camargo Castro</w:t>
       </w:r>
     </w:p>
     <w:sdt>
       <w:sdtPr>
+        <w:rPr>
+          <w:rFonts w:asciiTheme="minorHAnsi" w:eastAsiaTheme="minorHAnsi" w:hAnsiTheme="minorHAnsi" w:cstheme="minorBidi"/>
+          <w:color w:val="auto"/>
+          <w:sz w:val="22"/>
+          <w:szCs w:val="22"/>
+          <w:lang w:eastAsia="en-US"/>
+        </w:rPr>
         <w:id w:val="1505631730"/>
         <w:docPartObj>
           <w:docPartGallery w:val="Table of Contents"/>
@@ -196,13 +225,8 @@
       </w:sdtPr>
       <w:sdtEndPr>
         <w:rPr>
-          <w:rFonts w:asciiTheme="minorHAnsi" w:eastAsiaTheme="minorHAnsi" w:hAnsiTheme="minorHAnsi" w:cstheme="minorBidi"/>
-          <w:b/>
-          <w:bCs/>
-          <w:color w:val="auto"/>
-          <w:sz w:val="22"/>
-          <w:szCs w:val="22"/>
-          <w:lang w:eastAsia="en-US"/>
+          <w:b/>
+          <w:bCs/>
         </w:rPr>
       </w:sdtEndPr>
       <w:sdtContent>
@@ -235,7 +259,77 @@
           <w:r>
             <w:fldChar w:fldCharType="separate"/>
           </w:r>
-          <w:hyperlink w:anchor="_Toc195105326" w:history="1">
+          <w:hyperlink w:anchor="_Toc195702756" w:history="1">
+            <w:r>
+              <w:rPr>
+                <w:rStyle w:val="Hyperlink"/>
+                <w:noProof/>
+              </w:rPr>
+              <w:t>Projeto Maluco</w:t>
+            </w:r>
+            <w:r>
+              <w:rPr>
+                <w:noProof/>
+                <w:webHidden/>
+              </w:rPr>
+              <w:tab/>
+            </w:r>
+            <w:r>
+              <w:rPr>
+                <w:noProof/>
+                <w:webHidden/>
+              </w:rPr>
+              <w:fldChar w:fldCharType="begin"/>
+            </w:r>
+            <w:r>
+              <w:rPr>
+                <w:noProof/>
+                <w:webHidden/>
+              </w:rPr>
+              <w:instrText xml:space="preserve"> PAGEREF _Toc195702756 \h </w:instrText>
+            </w:r>
+            <w:r>
+              <w:rPr>
+                <w:noProof/>
+                <w:webHidden/>
+              </w:rPr>
+            </w:r>
+            <w:r>
+              <w:rPr>
+                <w:noProof/>
+                <w:webHidden/>
+              </w:rPr>
+              <w:fldChar w:fldCharType="separate"/>
+            </w:r>
+            <w:r>
+              <w:rPr>
+                <w:noProof/>
+                <w:webHidden/>
+              </w:rPr>
+              <w:t>1</w:t>
+            </w:r>
+            <w:r>
+              <w:rPr>
+                <w:noProof/>
+                <w:webHidden/>
+              </w:rPr>
+              <w:fldChar w:fldCharType="end"/>
+            </w:r>
+          </w:hyperlink>
+        </w:p>
+        <w:p>
+          <w:pPr>
+            <w:pStyle w:val="Sumrio1"/>
+            <w:tabs>
+              <w:tab w:val="right" w:leader="dot" w:pos="8494"/>
+            </w:tabs>
+            <w:rPr>
+              <w:rFonts w:eastAsiaTheme="minorEastAsia"/>
+              <w:noProof/>
+              <w:lang w:eastAsia="pt-BR"/>
+            </w:rPr>
+          </w:pPr>
+          <w:hyperlink w:anchor="_Toc195702757" w:history="1">
             <w:r>
               <w:rPr>
                 <w:rStyle w:val="Hyperlink"/>
@@ -267,7 +361,7 @@
                 <w:noProof/>
                 <w:webHidden/>
               </w:rPr>
-              <w:instrText xml:space="preserve"> PAGEREF _Toc195105326 \h </w:instrText>
+              <w:instrText xml:space="preserve"> PAGEREF _Toc195702757 \h </w:instrText>
             </w:r>
             <w:r>
               <w:rPr>
@@ -310,7 +404,7 @@
               <w:lang w:eastAsia="pt-BR"/>
             </w:rPr>
           </w:pPr>
-          <w:hyperlink w:anchor="_Toc195105327" w:history="1">
+          <w:hyperlink w:anchor="_Toc195702758" w:history="1">
             <w:r>
               <w:rPr>
                 <w:rStyle w:val="Hyperlink"/>
@@ -341,7 +435,7 @@
                 <w:noProof/>
                 <w:webHidden/>
               </w:rPr>
-              <w:instrText xml:space="preserve"> PAGEREF _Toc195105327 \h </w:instrText>
+              <w:instrText xml:space="preserve"> PAGEREF _Toc195702758 \h </w:instrText>
             </w:r>
             <w:r>
               <w:rPr>
@@ -384,7 +478,7 @@
               <w:lang w:eastAsia="pt-BR"/>
             </w:rPr>
           </w:pPr>
-          <w:hyperlink w:anchor="_Toc195105328" w:history="1">
+          <w:hyperlink w:anchor="_Toc195702759" w:history="1">
             <w:r>
               <w:rPr>
                 <w:rStyle w:val="Hyperlink"/>
@@ -415,7 +509,7 @@
                 <w:noProof/>
                 <w:webHidden/>
               </w:rPr>
-              <w:instrText xml:space="preserve"> PAGEREF _Toc195105328 \h </w:instrText>
+              <w:instrText xml:space="preserve"> PAGEREF _Toc195702759 \h </w:instrText>
             </w:r>
             <w:r>
               <w:rPr>
@@ -458,7 +552,7 @@
               <w:lang w:eastAsia="pt-BR"/>
             </w:rPr>
           </w:pPr>
-          <w:hyperlink w:anchor="_Toc195105329" w:history="1">
+          <w:hyperlink w:anchor="_Toc195702760" w:history="1">
             <w:r>
               <w:rPr>
                 <w:rStyle w:val="Hyperlink"/>
@@ -489,7 +583,7 @@
                 <w:noProof/>
                 <w:webHidden/>
               </w:rPr>
-              <w:instrText xml:space="preserve"> PAGEREF _Toc195105329 \h </w:instrText>
+              <w:instrText xml:space="preserve"> PAGEREF _Toc195702760 \h </w:instrText>
             </w:r>
             <w:r>
               <w:rPr>
@@ -532,7 +626,7 @@
               <w:lang w:eastAsia="pt-BR"/>
             </w:rPr>
           </w:pPr>
-          <w:hyperlink w:anchor="_Toc195105330" w:history="1">
+          <w:hyperlink w:anchor="_Toc195702761" w:history="1">
             <w:r>
               <w:rPr>
                 <w:rStyle w:val="Hyperlink"/>
@@ -563,7 +657,7 @@
                 <w:noProof/>
                 <w:webHidden/>
               </w:rPr>
-              <w:instrText xml:space="preserve"> PAGEREF _Toc195105330 \h </w:instrText>
+              <w:instrText xml:space="preserve"> PAGEREF _Toc195702761 \h </w:instrText>
             </w:r>
             <w:r>
               <w:rPr>
@@ -606,7 +700,7 @@
               <w:lang w:eastAsia="pt-BR"/>
             </w:rPr>
           </w:pPr>
-          <w:hyperlink w:anchor="_Toc195105331" w:history="1">
+          <w:hyperlink w:anchor="_Toc195702762" w:history="1">
             <w:r>
               <w:rPr>
                 <w:rStyle w:val="Hyperlink"/>
@@ -637,7 +731,7 @@
                 <w:noProof/>
                 <w:webHidden/>
               </w:rPr>
-              <w:instrText xml:space="preserve"> PAGEREF _Toc195105331 \h </w:instrText>
+              <w:instrText xml:space="preserve"> PAGEREF _Toc195702762 \h </w:instrText>
             </w:r>
             <w:r>
               <w:rPr>
@@ -680,7 +774,7 @@
               <w:lang w:eastAsia="pt-BR"/>
             </w:rPr>
           </w:pPr>
-          <w:hyperlink w:anchor="_Toc195105332" w:history="1">
+          <w:hyperlink w:anchor="_Toc195702763" w:history="1">
             <w:r>
               <w:rPr>
                 <w:rStyle w:val="Hyperlink"/>
@@ -711,7 +805,7 @@
                 <w:noProof/>
                 <w:webHidden/>
               </w:rPr>
-              <w:instrText xml:space="preserve"> PAGEREF _Toc195105332 \h </w:instrText>
+              <w:instrText xml:space="preserve"> PAGEREF _Toc195702763 \h </w:instrText>
             </w:r>
             <w:r>
               <w:rPr>
@@ -754,7 +848,7 @@
               <w:lang w:eastAsia="pt-BR"/>
             </w:rPr>
           </w:pPr>
-          <w:hyperlink w:anchor="_Toc195105333" w:history="1">
+          <w:hyperlink w:anchor="_Toc195702764" w:history="1">
             <w:r>
               <w:rPr>
                 <w:rStyle w:val="Hyperlink"/>
@@ -786,7 +880,7 @@
                 <w:noProof/>
                 <w:webHidden/>
               </w:rPr>
-              <w:instrText xml:space="preserve"> PAGEREF _Toc195105333 \h </w:instrText>
+              <w:instrText xml:space="preserve"> PAGEREF _Toc195702764 \h </w:instrText>
             </w:r>
             <w:r>
               <w:rPr>
@@ -829,7 +923,7 @@
               <w:lang w:eastAsia="pt-BR"/>
             </w:rPr>
           </w:pPr>
-          <w:hyperlink w:anchor="_Toc195105334" w:history="1">
+          <w:hyperlink w:anchor="_Toc195702765" w:history="1">
             <w:r>
               <w:rPr>
                 <w:rStyle w:val="Hyperlink"/>
@@ -860,7 +954,7 @@
                 <w:noProof/>
                 <w:webHidden/>
               </w:rPr>
-              <w:instrText xml:space="preserve"> PAGEREF _Toc195105334 \h </w:instrText>
+              <w:instrText xml:space="preserve"> PAGEREF _Toc195702765 \h </w:instrText>
             </w:r>
             <w:r>
               <w:rPr>
@@ -903,7 +997,7 @@
               <w:lang w:eastAsia="pt-BR"/>
             </w:rPr>
           </w:pPr>
-          <w:hyperlink w:anchor="_Toc195105335" w:history="1">
+          <w:hyperlink w:anchor="_Toc195702766" w:history="1">
             <w:r>
               <w:rPr>
                 <w:rStyle w:val="Hyperlink"/>
@@ -934,7 +1028,7 @@
                 <w:noProof/>
                 <w:webHidden/>
               </w:rPr>
-              <w:instrText xml:space="preserve"> PAGEREF _Toc195105335 \h </w:instrText>
+              <w:instrText xml:space="preserve"> PAGEREF _Toc195702766 \h </w:instrText>
             </w:r>
             <w:r>
               <w:rPr>
@@ -977,7 +1071,7 @@
               <w:lang w:eastAsia="pt-BR"/>
             </w:rPr>
           </w:pPr>
-          <w:hyperlink w:anchor="_Toc195105336" w:history="1">
+          <w:hyperlink w:anchor="_Toc195702767" w:history="1">
             <w:r>
               <w:rPr>
                 <w:rStyle w:val="Hyperlink"/>
@@ -1008,7 +1102,7 @@
                 <w:noProof/>
                 <w:webHidden/>
               </w:rPr>
-              <w:instrText xml:space="preserve"> PAGEREF _Toc195105336 \h </w:instrText>
+              <w:instrText xml:space="preserve"> PAGEREF _Toc195702767 \h </w:instrText>
             </w:r>
             <w:r>
               <w:rPr>
@@ -1051,7 +1145,7 @@
               <w:lang w:eastAsia="pt-BR"/>
             </w:rPr>
           </w:pPr>
-          <w:hyperlink w:anchor="_Toc195105337" w:history="1">
+          <w:hyperlink w:anchor="_Toc195702768" w:history="1">
             <w:r>
               <w:rPr>
                 <w:rStyle w:val="Hyperlink"/>
@@ -1082,7 +1176,7 @@
                 <w:noProof/>
                 <w:webHidden/>
               </w:rPr>
-              <w:instrText xml:space="preserve"> PAGEREF _Toc195105337 \h </w:instrText>
+              <w:instrText xml:space="preserve"> PAGEREF _Toc195702768 \h </w:instrText>
             </w:r>
             <w:r>
               <w:rPr>
@@ -1125,7 +1219,7 @@
               <w:lang w:eastAsia="pt-BR"/>
             </w:rPr>
           </w:pPr>
-          <w:hyperlink w:anchor="_Toc195105338" w:history="1">
+          <w:hyperlink w:anchor="_Toc195702769" w:history="1">
             <w:r>
               <w:rPr>
                 <w:rStyle w:val="Hyperlink"/>
@@ -1156,7 +1250,7 @@
                 <w:noProof/>
                 <w:webHidden/>
               </w:rPr>
-              <w:instrText xml:space="preserve"> PAGEREF _Toc195105338 \h </w:instrText>
+              <w:instrText xml:space="preserve"> PAGEREF _Toc195702769 \h </w:instrText>
             </w:r>
             <w:r>
               <w:rPr>
@@ -1199,7 +1293,7 @@
               <w:lang w:eastAsia="pt-BR"/>
             </w:rPr>
           </w:pPr>
-          <w:hyperlink w:anchor="_Toc195105339" w:history="1">
+          <w:hyperlink w:anchor="_Toc195702770" w:history="1">
             <w:r>
               <w:rPr>
                 <w:rStyle w:val="Hyperlink"/>
@@ -1230,7 +1324,7 @@
                 <w:noProof/>
                 <w:webHidden/>
               </w:rPr>
-              <w:instrText xml:space="preserve"> PAGEREF _Toc195105339 \h </w:instrText>
+              <w:instrText xml:space="preserve"> PAGEREF _Toc195702770 \h </w:instrText>
             </w:r>
             <w:r>
               <w:rPr>
@@ -1273,7 +1367,7 @@
               <w:lang w:eastAsia="pt-BR"/>
             </w:rPr>
           </w:pPr>
-          <w:hyperlink w:anchor="_Toc195105340" w:history="1">
+          <w:hyperlink w:anchor="_Toc195702771" w:history="1">
             <w:r>
               <w:rPr>
                 <w:rStyle w:val="Hyperlink"/>
@@ -1304,7 +1398,7 @@
                 <w:noProof/>
                 <w:webHidden/>
               </w:rPr>
-              <w:instrText xml:space="preserve"> PAGEREF _Toc195105340 \h </w:instrText>
+              <w:instrText xml:space="preserve"> PAGEREF _Toc195702771 \h </w:instrText>
             </w:r>
             <w:r>
               <w:rPr>
@@ -1347,7 +1441,7 @@
               <w:lang w:eastAsia="pt-BR"/>
             </w:rPr>
           </w:pPr>
-          <w:hyperlink w:anchor="_Toc195105341" w:history="1">
+          <w:hyperlink w:anchor="_Toc195702772" w:history="1">
             <w:r>
               <w:rPr>
                 <w:rStyle w:val="Hyperlink"/>
@@ -1378,7 +1472,7 @@
                 <w:noProof/>
                 <w:webHidden/>
               </w:rPr>
-              <w:instrText xml:space="preserve"> PAGEREF _Toc195105341 \h </w:instrText>
+              <w:instrText xml:space="preserve"> PAGEREF _Toc195702772 \h </w:instrText>
             </w:r>
             <w:r>
               <w:rPr>
@@ -1421,7 +1515,7 @@
               <w:lang w:eastAsia="pt-BR"/>
             </w:rPr>
           </w:pPr>
-          <w:hyperlink w:anchor="_Toc195105342" w:history="1">
+          <w:hyperlink w:anchor="_Toc195702773" w:history="1">
             <w:r>
               <w:rPr>
                 <w:rStyle w:val="Hyperlink"/>
@@ -1452,7 +1546,7 @@
                 <w:noProof/>
                 <w:webHidden/>
               </w:rPr>
-              <w:instrText xml:space="preserve"> PAGEREF _Toc195105342 \h </w:instrText>
+              <w:instrText xml:space="preserve"> PAGEREF _Toc195702773 \h </w:instrText>
             </w:r>
             <w:r>
               <w:rPr>
@@ -1495,7 +1589,7 @@
               <w:lang w:eastAsia="pt-BR"/>
             </w:rPr>
           </w:pPr>
-          <w:hyperlink w:anchor="_Toc195105343" w:history="1">
+          <w:hyperlink w:anchor="_Toc195702774" w:history="1">
             <w:r>
               <w:rPr>
                 <w:rStyle w:val="Hyperlink"/>
@@ -1526,7 +1620,7 @@
                 <w:noProof/>
                 <w:webHidden/>
               </w:rPr>
-              <w:instrText xml:space="preserve"> PAGEREF _Toc195105343 \h </w:instrText>
+              <w:instrText xml:space="preserve"> PAGEREF _Toc195702774 \h </w:instrText>
             </w:r>
             <w:r>
               <w:rPr>
@@ -1569,7 +1663,7 @@
               <w:lang w:eastAsia="pt-BR"/>
             </w:rPr>
           </w:pPr>
-          <w:hyperlink w:anchor="_Toc195105344" w:history="1">
+          <w:hyperlink w:anchor="_Toc195702775" w:history="1">
             <w:r>
               <w:rPr>
                 <w:rStyle w:val="Hyperlink"/>
@@ -1600,7 +1694,7 @@
                 <w:noProof/>
                 <w:webHidden/>
               </w:rPr>
-              <w:instrText xml:space="preserve"> PAGEREF _Toc195105344 \h </w:instrText>
+              <w:instrText xml:space="preserve"> PAGEREF _Toc195702775 \h </w:instrText>
             </w:r>
             <w:r>
               <w:rPr>
@@ -1746,7 +1840,7 @@
           <w:lang w:eastAsia="pt-BR"/>
         </w:rPr>
       </w:pPr>
-      <w:bookmarkStart w:id="1" w:name="_Toc195105326"/>
+      <w:bookmarkStart w:id="1" w:name="_Toc195702757"/>
       <w:r>
         <w:rPr>
           <w:rFonts w:ascii="Times New Roman" w:eastAsia="Times New Roman" w:hAnsi="Times New Roman" w:cs="Times New Roman"/>
@@ -1801,7 +1895,7 @@
           <w:lang w:eastAsia="pt-BR"/>
         </w:rPr>
       </w:pPr>
-      <w:bookmarkStart w:id="2" w:name="_Toc195105327"/>
+      <w:bookmarkStart w:id="2" w:name="_Toc195702758"/>
       <w:r>
         <w:rPr>
           <w:rFonts w:ascii="Times New Roman" w:eastAsia="Times New Roman" w:hAnsi="Times New Roman" w:cs="Times New Roman"/>
@@ -1850,7 +1944,7 @@
           <w:lang w:eastAsia="pt-BR"/>
         </w:rPr>
         <w:pict>
-          <v:rect id="_x0000_i1125" style="width:0;height:1.5pt" o:hralign="center" o:hrstd="t" o:hr="t" fillcolor="#a0a0a0" stroked="f"/>
+          <v:rect id="_x0000_i1025" style="width:0;height:1.5pt" o:hralign="center" o:hrstd="t" o:hr="t" fillcolor="#a0a0a0" stroked="f"/>
         </w:pict>
       </w:r>
     </w:p>
@@ -1867,7 +1961,7 @@
           <w:lang w:eastAsia="pt-BR"/>
         </w:rPr>
       </w:pPr>
-      <w:bookmarkStart w:id="3" w:name="_Toc195105328"/>
+      <w:bookmarkStart w:id="3" w:name="_Toc195702759"/>
       <w:r>
         <w:rPr>
           <w:rFonts w:ascii="Times New Roman" w:eastAsia="Times New Roman" w:hAnsi="Times New Roman" w:cs="Times New Roman"/>
@@ -1894,7 +1988,7 @@
           <w:lang w:eastAsia="pt-BR"/>
         </w:rPr>
       </w:pPr>
-      <w:bookmarkStart w:id="4" w:name="_Toc195105329"/>
+      <w:bookmarkStart w:id="4" w:name="_Toc195702760"/>
       <w:r>
         <w:rPr>
           <w:rFonts w:ascii="Times New Roman" w:eastAsia="Times New Roman" w:hAnsi="Times New Roman" w:cs="Times New Roman"/>
@@ -2093,7 +2187,7 @@
           <w:lang w:eastAsia="pt-BR"/>
         </w:rPr>
         <w:pict>
-          <v:rect id="_x0000_i1126" style="width:0;height:1.5pt" o:hralign="center" o:hrstd="t" o:hr="t" fillcolor="#a0a0a0" stroked="f"/>
+          <v:rect id="_x0000_i1026" style="width:0;height:1.5pt" o:hralign="center" o:hrstd="t" o:hr="t" fillcolor="#a0a0a0" stroked="f"/>
         </w:pict>
       </w:r>
     </w:p>
@@ -2110,7 +2204,7 @@
           <w:lang w:eastAsia="pt-BR"/>
         </w:rPr>
       </w:pPr>
-      <w:bookmarkStart w:id="5" w:name="_Toc195105330"/>
+      <w:bookmarkStart w:id="5" w:name="_Toc195702761"/>
       <w:r>
         <w:rPr>
           <w:rFonts w:ascii="Times New Roman" w:eastAsia="Times New Roman" w:hAnsi="Times New Roman" w:cs="Times New Roman"/>
@@ -2428,6 +2522,30 @@
     </w:p>
     <w:p>
       <w:pPr>
+        <w:numPr>
+          <w:ilvl w:val="0"/>
+          <w:numId w:val="2"/>
+        </w:numPr>
+        <w:spacing w:before="100" w:beforeAutospacing="1" w:after="100" w:afterAutospacing="1" w:line="240" w:lineRule="auto"/>
+        <w:rPr>
+          <w:rFonts w:ascii="Times New Roman" w:eastAsia="Times New Roman" w:hAnsi="Times New Roman" w:cs="Times New Roman"/>
+          <w:sz w:val="24"/>
+          <w:szCs w:val="24"/>
+          <w:lang w:eastAsia="pt-BR"/>
+        </w:rPr>
+      </w:pPr>
+      <w:r>
+        <w:rPr>
+          <w:rFonts w:ascii="Times New Roman" w:eastAsia="Times New Roman" w:hAnsi="Times New Roman" w:cs="Times New Roman"/>
+          <w:sz w:val="24"/>
+          <w:szCs w:val="24"/>
+          <w:lang w:eastAsia="pt-BR"/>
+        </w:rPr>
+        <w:t>Painel de receitas baseado no que tem dentro</w:t>
+      </w:r>
+    </w:p>
+    <w:p>
+      <w:pPr>
         <w:spacing w:after="0" w:line="240" w:lineRule="auto"/>
         <w:rPr>
           <w:rFonts w:ascii="Times New Roman" w:eastAsia="Times New Roman" w:hAnsi="Times New Roman" w:cs="Times New Roman"/>
@@ -2444,7 +2562,7 @@
           <w:lang w:eastAsia="pt-BR"/>
         </w:rPr>
         <w:pict>
-          <v:rect id="_x0000_i1127" style="width:0;height:1.5pt" o:hralign="center" o:hrstd="t" o:hr="t" fillcolor="#a0a0a0" stroked="f"/>
+          <v:rect id="_x0000_i1027" style="width:0;height:1.5pt" o:hralign="center" o:hrstd="t" o:hr="t" fillcolor="#a0a0a0" stroked="f"/>
         </w:pict>
       </w:r>
     </w:p>
@@ -2461,7 +2579,7 @@
           <w:lang w:eastAsia="pt-BR"/>
         </w:rPr>
       </w:pPr>
-      <w:bookmarkStart w:id="6" w:name="_Toc195105331"/>
+      <w:bookmarkStart w:id="6" w:name="_Toc195702762"/>
       <w:r>
         <w:rPr>
           <w:rFonts w:ascii="Times New Roman" w:eastAsia="Times New Roman" w:hAnsi="Times New Roman" w:cs="Times New Roman"/>
@@ -2704,6 +2822,7 @@
           <w:szCs w:val="24"/>
           <w:lang w:eastAsia="pt-BR"/>
         </w:rPr>
+        <w:lastRenderedPageBreak/>
         <w:t xml:space="preserve">Interface com </w:t>
       </w:r>
       <w:r>
@@ -2764,7 +2883,7 @@
           <w:lang w:eastAsia="pt-BR"/>
         </w:rPr>
       </w:pPr>
-      <w:bookmarkStart w:id="7" w:name="_Toc195105332"/>
+      <w:bookmarkStart w:id="7" w:name="_Toc195702763"/>
       <w:r>
         <w:rPr>
           <w:rFonts w:ascii="Times New Roman" w:eastAsia="Times New Roman" w:hAnsi="Times New Roman" w:cs="Times New Roman"/>
@@ -2774,7 +2893,6 @@
           <w:szCs w:val="36"/>
           <w:lang w:eastAsia="pt-BR"/>
         </w:rPr>
-        <w:lastRenderedPageBreak/>
         <w:t>Etapas do Projeto</w:t>
       </w:r>
       <w:bookmarkEnd w:id="7"/>
@@ -2969,7 +3087,7 @@
           <w:lang w:eastAsia="pt-BR"/>
         </w:rPr>
       </w:pPr>
-      <w:bookmarkStart w:id="8" w:name="_Toc195105333"/>
+      <w:bookmarkStart w:id="8" w:name="_Toc195702764"/>
       <w:r>
         <w:rPr>
           <w:rFonts w:ascii="Times New Roman" w:eastAsia="Times New Roman" w:hAnsi="Times New Roman" w:cs="Times New Roman"/>
@@ -3047,7 +3165,7 @@
           <w:lang w:eastAsia="pt-BR"/>
         </w:rPr>
       </w:pPr>
-      <w:bookmarkStart w:id="9" w:name="_Toc195105334"/>
+      <w:bookmarkStart w:id="9" w:name="_Toc195702765"/>
       <w:r>
         <w:rPr>
           <w:rFonts w:ascii="Times New Roman" w:eastAsia="Times New Roman" w:hAnsi="Times New Roman" w:cs="Times New Roman"/>
@@ -3433,7 +3551,7 @@
           <w:lang w:eastAsia="pt-BR"/>
         </w:rPr>
         <w:pict>
-          <v:rect id="_x0000_i1128" style="width:0;height:1.5pt" o:hralign="center" o:hrstd="t" o:hr="t" fillcolor="#a0a0a0" stroked="f"/>
+          <v:rect id="_x0000_i1028" style="width:0;height:1.5pt" o:hralign="center" o:hrstd="t" o:hr="t" fillcolor="#a0a0a0" stroked="f"/>
         </w:pict>
       </w:r>
     </w:p>
@@ -3450,7 +3568,7 @@
           <w:lang w:eastAsia="pt-BR"/>
         </w:rPr>
       </w:pPr>
-      <w:bookmarkStart w:id="10" w:name="_Toc195105335"/>
+      <w:bookmarkStart w:id="10" w:name="_Toc195702766"/>
       <w:r>
         <w:rPr>
           <w:rFonts w:ascii="Times New Roman" w:eastAsia="Times New Roman" w:hAnsi="Times New Roman" w:cs="Times New Roman"/>
@@ -3477,6 +3595,8 @@
       <w:r>
         <w:rPr>
           <w:rFonts w:ascii="Times New Roman" w:eastAsia="Times New Roman" w:hAnsi="Times New Roman" w:cs="Times New Roman"/>
+          <w:b/>
+          <w:bCs/>
           <w:sz w:val="24"/>
           <w:szCs w:val="24"/>
           <w:lang w:eastAsia="pt-BR"/>
@@ -3514,7 +3634,47 @@
           <w:szCs w:val="24"/>
           <w:lang w:eastAsia="pt-BR"/>
         </w:rPr>
-        <w:t xml:space="preserve"> tem como objetivo desenvolver uma geladeira automatizada com funcionalidades inteligentes. A proposta é integrar uma câmera interna que fotografa automaticamente o conteúdo da geladeira sempre que a porta é fechada, enviando essas imagens para um aplicativo. Além disso, a geladeira contará com uma tela multimídia embutida, capaz de exibir notícias, tocar rádio e músicas, além de fornecer informações úteis como hora, data e previsão do tempo. Dessa forma, busca-se transformar a geladeira em um equipamento conectado, útil e interativo para o dia a dia do usuário.</w:t>
+        <w:t xml:space="preserve"> tem como objetivo desenvolver uma geladeira automatizada com funcionalidades inteligentes. A proposta é integrar uma câmera interna que fotografa automaticamente o conteúdo da geladeira sempre que a porta é fechada, enviando essas imagens para um aplicativo. Além disso, a geladeira contará com uma tela multimídia embutida, capaz de exibir notícias, tocar rádio e músicas, além de fornecer informações úteis como hora, data e previsão do tempo.</w:t>
+      </w:r>
+    </w:p>
+    <w:p>
+      <w:pPr>
+        <w:spacing w:before="100" w:beforeAutospacing="1" w:after="100" w:afterAutospacing="1" w:line="240" w:lineRule="auto"/>
+        <w:rPr>
+          <w:rFonts w:ascii="Times New Roman" w:eastAsia="Times New Roman" w:hAnsi="Times New Roman" w:cs="Times New Roman"/>
+          <w:sz w:val="24"/>
+          <w:szCs w:val="24"/>
+          <w:lang w:eastAsia="pt-BR"/>
+        </w:rPr>
+      </w:pPr>
+      <w:r>
+        <w:rPr>
+          <w:rFonts w:ascii="Times New Roman" w:eastAsia="Times New Roman" w:hAnsi="Times New Roman" w:cs="Times New Roman"/>
+          <w:sz w:val="24"/>
+          <w:szCs w:val="24"/>
+          <w:lang w:eastAsia="pt-BR"/>
+        </w:rPr>
+        <w:t xml:space="preserve">Como um recurso adicional, será implementado um </w:t>
+      </w:r>
+      <w:r>
+        <w:rPr>
+          <w:rFonts w:ascii="Times New Roman" w:eastAsia="Times New Roman" w:hAnsi="Times New Roman" w:cs="Times New Roman"/>
+          <w:b/>
+          <w:bCs/>
+          <w:sz w:val="24"/>
+          <w:szCs w:val="24"/>
+          <w:lang w:eastAsia="pt-BR"/>
+        </w:rPr>
+        <w:t>painel de receitas inteligente</w:t>
+      </w:r>
+      <w:r>
+        <w:rPr>
+          <w:rFonts w:ascii="Times New Roman" w:eastAsia="Times New Roman" w:hAnsi="Times New Roman" w:cs="Times New Roman"/>
+          <w:sz w:val="24"/>
+          <w:szCs w:val="24"/>
+          <w:lang w:eastAsia="pt-BR"/>
+        </w:rPr>
+        <w:t>, que analisará os alimentos disponíveis na geladeira (com base nas imagens capturadas) e sugerirá receitas práticas e criativas que o usuário pode preparar com o que já tem em casa. Dessa forma, busca-se transformar a geladeira em um equipamento conectado, útil e interativo para o dia a dia do usuário, promovendo praticidade, economia e redução do desperdício de alimentos.</w:t>
       </w:r>
     </w:p>
     <w:p>
@@ -3535,7 +3695,7 @@
           <w:lang w:eastAsia="pt-BR"/>
         </w:rPr>
         <w:pict>
-          <v:rect id="_x0000_i1129" style="width:0;height:1.5pt" o:hralign="center" o:hrstd="t" o:hr="t" fillcolor="#a0a0a0" stroked="f"/>
+          <v:rect id="_x0000_i1029" style="width:0;height:1.5pt" o:hralign="center" o:hrstd="t" o:hr="t" fillcolor="#a0a0a0" stroked="f"/>
         </w:pict>
       </w:r>
     </w:p>
@@ -3552,8 +3712,12 @@
           <w:lang w:eastAsia="pt-BR"/>
         </w:rPr>
       </w:pPr>
-      <w:bookmarkStart w:id="11" w:name="_Toc195105336"/>
-      <w:r>
+      <w:bookmarkStart w:id="11" w:name="_Toc195702767"/>
+    </w:p>
+    <w:p>
+      <w:pPr>
+        <w:spacing w:before="100" w:beforeAutospacing="1" w:after="100" w:afterAutospacing="1" w:line="240" w:lineRule="auto"/>
+        <w:outlineLvl w:val="1"/>
         <w:rPr>
           <w:rFonts w:ascii="Times New Roman" w:eastAsia="Times New Roman" w:hAnsi="Times New Roman" w:cs="Times New Roman"/>
           <w:b/>
@@ -3562,6 +3726,17 @@
           <w:szCs w:val="36"/>
           <w:lang w:eastAsia="pt-BR"/>
         </w:rPr>
+      </w:pPr>
+      <w:r>
+        <w:rPr>
+          <w:rFonts w:ascii="Times New Roman" w:eastAsia="Times New Roman" w:hAnsi="Times New Roman" w:cs="Times New Roman"/>
+          <w:b/>
+          <w:bCs/>
+          <w:sz w:val="36"/>
+          <w:szCs w:val="36"/>
+          <w:lang w:eastAsia="pt-BR"/>
+        </w:rPr>
+        <w:lastRenderedPageBreak/>
         <w:t>3. Objetivos Específicos</w:t>
       </w:r>
       <w:bookmarkEnd w:id="11"/>
@@ -3731,7 +3906,6 @@
           <w:szCs w:val="24"/>
           <w:lang w:eastAsia="pt-BR"/>
         </w:rPr>
-        <w:lastRenderedPageBreak/>
         <w:t>Reprodução de rádio online e músicas;</w:t>
       </w:r>
     </w:p>
@@ -3785,6 +3959,30 @@
     </w:p>
     <w:p>
       <w:pPr>
+        <w:numPr>
+          <w:ilvl w:val="0"/>
+          <w:numId w:val="5"/>
+        </w:numPr>
+        <w:spacing w:before="100" w:beforeAutospacing="1" w:after="100" w:afterAutospacing="1" w:line="240" w:lineRule="auto"/>
+        <w:rPr>
+          <w:rFonts w:ascii="Times New Roman" w:eastAsia="Times New Roman" w:hAnsi="Times New Roman" w:cs="Times New Roman"/>
+          <w:sz w:val="24"/>
+          <w:szCs w:val="24"/>
+          <w:lang w:eastAsia="pt-BR"/>
+        </w:rPr>
+      </w:pPr>
+      <w:r>
+        <w:rPr>
+          <w:rFonts w:ascii="Times New Roman" w:eastAsia="Times New Roman" w:hAnsi="Times New Roman" w:cs="Times New Roman"/>
+          <w:sz w:val="24"/>
+          <w:szCs w:val="24"/>
+          <w:lang w:eastAsia="pt-BR"/>
+        </w:rPr>
+        <w:t xml:space="preserve">Detectar automaticamente o que tem dentro da geladeira e sugerir receitas. </w:t>
+      </w:r>
+    </w:p>
+    <w:p>
+      <w:pPr>
         <w:spacing w:after="0" w:line="240" w:lineRule="auto"/>
         <w:rPr>
           <w:rFonts w:ascii="Times New Roman" w:eastAsia="Times New Roman" w:hAnsi="Times New Roman" w:cs="Times New Roman"/>
@@ -3801,7 +3999,7 @@
           <w:lang w:eastAsia="pt-BR"/>
         </w:rPr>
         <w:pict>
-          <v:rect id="_x0000_i1130" style="width:0;height:1.5pt" o:hralign="center" o:hrstd="t" o:hr="t" fillcolor="#a0a0a0" stroked="f"/>
+          <v:rect id="_x0000_i1030" style="width:0;height:1.5pt" o:hralign="center" o:hrstd="t" o:hr="t" fillcolor="#a0a0a0" stroked="f"/>
         </w:pict>
       </w:r>
     </w:p>
@@ -3818,7 +4016,7 @@
           <w:lang w:eastAsia="pt-BR"/>
         </w:rPr>
       </w:pPr>
-      <w:bookmarkStart w:id="12" w:name="_Toc195105337"/>
+      <w:bookmarkStart w:id="12" w:name="_Toc195702768"/>
       <w:r>
         <w:rPr>
           <w:rFonts w:ascii="Times New Roman" w:eastAsia="Times New Roman" w:hAnsi="Times New Roman" w:cs="Times New Roman"/>
@@ -3923,7 +4121,7 @@
           <w:lang w:eastAsia="pt-BR"/>
         </w:rPr>
         <w:pict>
-          <v:rect id="_x0000_i1131" style="width:0;height:1.5pt" o:hralign="center" o:hrstd="t" o:hr="t" fillcolor="#a0a0a0" stroked="f"/>
+          <v:rect id="_x0000_i1031" style="width:0;height:1.5pt" o:hralign="center" o:hrstd="t" o:hr="t" fillcolor="#a0a0a0" stroked="f"/>
         </w:pict>
       </w:r>
     </w:p>
@@ -3940,7 +4138,7 @@
           <w:lang w:eastAsia="pt-BR"/>
         </w:rPr>
       </w:pPr>
-      <w:bookmarkStart w:id="13" w:name="_Toc195105338"/>
+      <w:bookmarkStart w:id="13" w:name="_Toc195702769"/>
       <w:r>
         <w:rPr>
           <w:rFonts w:ascii="Times New Roman" w:eastAsia="Times New Roman" w:hAnsi="Times New Roman" w:cs="Times New Roman"/>
@@ -3967,7 +4165,7 @@
           <w:lang w:eastAsia="pt-BR"/>
         </w:rPr>
       </w:pPr>
-      <w:bookmarkStart w:id="14" w:name="_Toc195105339"/>
+      <w:bookmarkStart w:id="14" w:name="_Toc195702770"/>
       <w:r>
         <w:rPr>
           <w:rFonts w:ascii="Times New Roman" w:eastAsia="Times New Roman" w:hAnsi="Times New Roman" w:cs="Times New Roman"/>
@@ -4103,7 +4301,7 @@
           <w:lang w:eastAsia="pt-BR"/>
         </w:rPr>
       </w:pPr>
-      <w:bookmarkStart w:id="15" w:name="_Toc195105340"/>
+      <w:bookmarkStart w:id="15" w:name="_Toc195702771"/>
       <w:r>
         <w:rPr>
           <w:rFonts w:ascii="Times New Roman" w:eastAsia="Times New Roman" w:hAnsi="Times New Roman" w:cs="Times New Roman"/>
@@ -4234,8 +4432,53 @@
           <w:szCs w:val="24"/>
           <w:lang w:eastAsia="pt-BR"/>
         </w:rPr>
-        <w:t>(Opcional) Lista automática de alimentos com auxílio de IA.</w:t>
-      </w:r>
+        <w:t>(Opcional) Lista automática de alimentos com auxílio de IA</w:t>
+      </w:r>
+      <w:r>
+        <w:rPr>
+          <w:rFonts w:ascii="Times New Roman" w:eastAsia="Times New Roman" w:hAnsi="Times New Roman" w:cs="Times New Roman"/>
+          <w:sz w:val="24"/>
+          <w:szCs w:val="24"/>
+          <w:lang w:eastAsia="pt-BR"/>
+        </w:rPr>
+        <w:t>;</w:t>
+      </w:r>
+    </w:p>
+    <w:p>
+      <w:pPr>
+        <w:numPr>
+          <w:ilvl w:val="0"/>
+          <w:numId w:val="7"/>
+        </w:numPr>
+        <w:spacing w:before="100" w:beforeAutospacing="1" w:after="100" w:afterAutospacing="1" w:line="240" w:lineRule="auto"/>
+        <w:rPr>
+          <w:rFonts w:ascii="Times New Roman" w:eastAsia="Times New Roman" w:hAnsi="Times New Roman" w:cs="Times New Roman"/>
+          <w:sz w:val="24"/>
+          <w:szCs w:val="24"/>
+          <w:lang w:eastAsia="pt-BR"/>
+        </w:rPr>
+      </w:pPr>
+      <w:r>
+        <w:rPr>
+          <w:rFonts w:ascii="Times New Roman" w:eastAsia="Times New Roman" w:hAnsi="Times New Roman" w:cs="Times New Roman"/>
+          <w:sz w:val="24"/>
+          <w:szCs w:val="24"/>
+          <w:lang w:eastAsia="pt-BR"/>
+        </w:rPr>
+        <w:t>Detector de alimentos com ideias de receitas.</w:t>
+      </w:r>
+    </w:p>
+    <w:p>
+      <w:pPr>
+        <w:spacing w:before="100" w:beforeAutospacing="1" w:after="100" w:afterAutospacing="1" w:line="240" w:lineRule="auto"/>
+        <w:ind w:left="720"/>
+        <w:rPr>
+          <w:rFonts w:ascii="Times New Roman" w:eastAsia="Times New Roman" w:hAnsi="Times New Roman" w:cs="Times New Roman"/>
+          <w:sz w:val="24"/>
+          <w:szCs w:val="24"/>
+          <w:lang w:eastAsia="pt-BR"/>
+        </w:rPr>
+      </w:pPr>
     </w:p>
     <w:p>
       <w:pPr>
@@ -4250,7 +4493,7 @@
           <w:lang w:eastAsia="pt-BR"/>
         </w:rPr>
       </w:pPr>
-      <w:bookmarkStart w:id="16" w:name="_Toc195105341"/>
+      <w:bookmarkStart w:id="16" w:name="_Toc195702772"/>
       <w:r>
         <w:rPr>
           <w:rFonts w:ascii="Times New Roman" w:eastAsia="Times New Roman" w:hAnsi="Times New Roman" w:cs="Times New Roman"/>
@@ -4260,6 +4503,7 @@
           <w:szCs w:val="27"/>
           <w:lang w:eastAsia="pt-BR"/>
         </w:rPr>
+        <w:lastRenderedPageBreak/>
         <w:t>5.3. Tela Multimídia Embutida</w:t>
       </w:r>
       <w:bookmarkEnd w:id="16"/>
@@ -4422,7 +4666,7 @@
           <w:lang w:eastAsia="pt-BR"/>
         </w:rPr>
         <w:pict>
-          <v:rect id="_x0000_i1132" style="width:0;height:1.5pt" o:hralign="center" o:hrstd="t" o:hr="t" fillcolor="#a0a0a0" stroked="f"/>
+          <v:rect id="_x0000_i1032" style="width:0;height:1.5pt" o:hralign="center" o:hrstd="t" o:hr="t" fillcolor="#a0a0a0" stroked="f"/>
         </w:pict>
       </w:r>
     </w:p>
@@ -4439,11 +4683,8 @@
           <w:lang w:eastAsia="pt-BR"/>
         </w:rPr>
       </w:pPr>
-    </w:p>
-    <w:p>
-      <w:pPr>
-        <w:spacing w:before="100" w:beforeAutospacing="1" w:after="100" w:afterAutospacing="1" w:line="240" w:lineRule="auto"/>
-        <w:outlineLvl w:val="1"/>
+      <w:bookmarkStart w:id="17" w:name="_Toc195702773"/>
+      <w:r>
         <w:rPr>
           <w:rFonts w:ascii="Times New Roman" w:eastAsia="Times New Roman" w:hAnsi="Times New Roman" w:cs="Times New Roman"/>
           <w:b/>
@@ -4452,18 +4693,6 @@
           <w:szCs w:val="36"/>
           <w:lang w:eastAsia="pt-BR"/>
         </w:rPr>
-      </w:pPr>
-      <w:bookmarkStart w:id="17" w:name="_Toc195105342"/>
-      <w:r>
-        <w:rPr>
-          <w:rFonts w:ascii="Times New Roman" w:eastAsia="Times New Roman" w:hAnsi="Times New Roman" w:cs="Times New Roman"/>
-          <w:b/>
-          <w:bCs/>
-          <w:sz w:val="36"/>
-          <w:szCs w:val="36"/>
-          <w:lang w:eastAsia="pt-BR"/>
-        </w:rPr>
-        <w:lastRenderedPageBreak/>
         <w:t>6. Etapas de Desenvolvimento</w:t>
       </w:r>
       <w:bookmarkEnd w:id="17"/>
@@ -4668,7 +4897,7 @@
           <w:lang w:eastAsia="pt-BR"/>
         </w:rPr>
         <w:pict>
-          <v:rect id="_x0000_i1133" style="width:0;height:1.5pt" o:hralign="center" o:hrstd="t" o:hr="t" fillcolor="#a0a0a0" stroked="f"/>
+          <v:rect id="_x0000_i1033" style="width:0;height:1.5pt" o:hralign="center" o:hrstd="t" o:hr="t" fillcolor="#a0a0a0" stroked="f"/>
         </w:pict>
       </w:r>
     </w:p>
@@ -4685,7 +4914,7 @@
           <w:lang w:eastAsia="pt-BR"/>
         </w:rPr>
       </w:pPr>
-      <w:bookmarkStart w:id="18" w:name="_Toc195105343"/>
+      <w:bookmarkStart w:id="18" w:name="_Toc195702774"/>
       <w:r>
         <w:rPr>
           <w:rFonts w:ascii="Times New Roman" w:eastAsia="Times New Roman" w:hAnsi="Times New Roman" w:cs="Times New Roman"/>
@@ -4792,7 +5021,40 @@
           <w:szCs w:val="24"/>
           <w:lang w:eastAsia="pt-BR"/>
         </w:rPr>
-        <w:t>Redução no desperdício de alimentos e maior praticidade na rotina alimentar do usuário.</w:t>
+        <w:t>Redução no desperdício de alimentos e maior praticidade na rotina alimentar do usuário</w:t>
+      </w:r>
+      <w:r>
+        <w:rPr>
+          <w:rFonts w:ascii="Times New Roman" w:eastAsia="Times New Roman" w:hAnsi="Times New Roman" w:cs="Times New Roman"/>
+          <w:sz w:val="24"/>
+          <w:szCs w:val="24"/>
+          <w:lang w:eastAsia="pt-BR"/>
+        </w:rPr>
+        <w:t>;</w:t>
+      </w:r>
+    </w:p>
+    <w:p>
+      <w:pPr>
+        <w:numPr>
+          <w:ilvl w:val="0"/>
+          <w:numId w:val="10"/>
+        </w:numPr>
+        <w:spacing w:before="100" w:beforeAutospacing="1" w:after="100" w:afterAutospacing="1" w:line="240" w:lineRule="auto"/>
+        <w:rPr>
+          <w:rFonts w:ascii="Times New Roman" w:eastAsia="Times New Roman" w:hAnsi="Times New Roman" w:cs="Times New Roman"/>
+          <w:sz w:val="24"/>
+          <w:szCs w:val="24"/>
+          <w:lang w:eastAsia="pt-BR"/>
+        </w:rPr>
+      </w:pPr>
+      <w:r>
+        <w:rPr>
+          <w:rFonts w:ascii="Times New Roman" w:eastAsia="Times New Roman" w:hAnsi="Times New Roman" w:cs="Times New Roman"/>
+          <w:sz w:val="24"/>
+          <w:szCs w:val="24"/>
+          <w:lang w:eastAsia="pt-BR"/>
+        </w:rPr>
+        <w:t>Aproveitar e criar ideias do que ser feito com os alimentos através da tela multimídia embutida e app.</w:t>
       </w:r>
     </w:p>
     <w:p>
@@ -4813,7 +5075,7 @@
           <w:lang w:eastAsia="pt-BR"/>
         </w:rPr>
         <w:pict>
-          <v:rect id="_x0000_i1134" style="width:0;height:1.5pt" o:hralign="center" o:hrstd="t" o:hr="t" fillcolor="#a0a0a0" stroked="f"/>
+          <v:rect id="_x0000_i1034" style="width:0;height:1.5pt" o:hralign="center" o:hrstd="t" o:hr="t" fillcolor="#a0a0a0" stroked="f"/>
         </w:pict>
       </w:r>
     </w:p>
@@ -4830,7 +5092,7 @@
           <w:lang w:eastAsia="pt-BR"/>
         </w:rPr>
       </w:pPr>
-      <w:bookmarkStart w:id="19" w:name="_Toc195105344"/>
+      <w:bookmarkStart w:id="19" w:name="_Toc195702775"/>
       <w:r>
         <w:rPr>
           <w:rFonts w:ascii="Times New Roman" w:eastAsia="Times New Roman" w:hAnsi="Times New Roman" w:cs="Times New Roman"/>
@@ -4925,6 +5187,252 @@
         </w:rPr>
         <w:t xml:space="preserve"> se posiciona como um passo importante no avanço das casas inteligentes e no uso da tecnologia a favor do cotidiano.</w:t>
       </w:r>
+    </w:p>
+    <w:p>
+      <w:pPr>
+        <w:spacing w:before="100" w:beforeAutospacing="1" w:after="100" w:afterAutospacing="1" w:line="240" w:lineRule="auto"/>
+        <w:rPr>
+          <w:rFonts w:ascii="Times New Roman" w:eastAsia="Times New Roman" w:hAnsi="Times New Roman" w:cs="Times New Roman"/>
+          <w:sz w:val="24"/>
+          <w:szCs w:val="24"/>
+          <w:lang w:eastAsia="pt-BR"/>
+        </w:rPr>
+      </w:pPr>
+    </w:p>
+    <w:p/>
+    <w:tbl>
+      <w:tblPr>
+        <w:tblStyle w:val="Tabelacomgrade"/>
+        <w:tblW w:w="0" w:type="auto"/>
+        <w:tblLook w:val="04A0" w:firstRow="1" w:lastRow="0" w:firstColumn="1" w:lastColumn="0" w:noHBand="0" w:noVBand="1"/>
+      </w:tblPr>
+      <w:tblGrid>
+        <w:gridCol w:w="1677"/>
+        <w:gridCol w:w="1674"/>
+        <w:gridCol w:w="1806"/>
+        <w:gridCol w:w="1656"/>
+        <w:gridCol w:w="1681"/>
+      </w:tblGrid>
+      <w:tr>
+        <w:tc>
+          <w:tcPr>
+            <w:tcW w:w="1698" w:type="dxa"/>
+          </w:tcPr>
+          <w:p>
+            <w:r>
+              <w:lastRenderedPageBreak/>
+              <w:t>RISCO</w:t>
+            </w:r>
+          </w:p>
+        </w:tc>
+        <w:tc>
+          <w:tcPr>
+            <w:tcW w:w="1699" w:type="dxa"/>
+          </w:tcPr>
+          <w:p>
+            <w:r>
+              <w:t>TIPO</w:t>
+            </w:r>
+          </w:p>
+        </w:tc>
+        <w:tc>
+          <w:tcPr>
+            <w:tcW w:w="1699" w:type="dxa"/>
+          </w:tcPr>
+          <w:p>
+            <w:r>
+              <w:t>PROBABILIDADDE</w:t>
+            </w:r>
+          </w:p>
+        </w:tc>
+        <w:tc>
+          <w:tcPr>
+            <w:tcW w:w="1699" w:type="dxa"/>
+          </w:tcPr>
+          <w:p>
+            <w:r>
+              <w:t>IMPACTO</w:t>
+            </w:r>
+          </w:p>
+        </w:tc>
+        <w:tc>
+          <w:tcPr>
+            <w:tcW w:w="1699" w:type="dxa"/>
+          </w:tcPr>
+          <w:p>
+            <w:r>
+              <w:t>AÇÃO</w:t>
+            </w:r>
+          </w:p>
+        </w:tc>
+      </w:tr>
+      <w:tr>
+        <w:tc>
+          <w:tcPr>
+            <w:tcW w:w="1698" w:type="dxa"/>
+          </w:tcPr>
+          <w:p>
+            <w:r>
+              <w:t>Falta de qualificação</w:t>
+            </w:r>
+          </w:p>
+        </w:tc>
+        <w:tc>
+          <w:tcPr>
+            <w:tcW w:w="1699" w:type="dxa"/>
+          </w:tcPr>
+          <w:p>
+            <w:r>
+              <w:t>HUMANO</w:t>
+            </w:r>
+          </w:p>
+        </w:tc>
+        <w:tc>
+          <w:tcPr>
+            <w:tcW w:w="1699" w:type="dxa"/>
+          </w:tcPr>
+          <w:p>
+            <w:r>
+              <w:t>MÉDIA</w:t>
+            </w:r>
+          </w:p>
+        </w:tc>
+        <w:tc>
+          <w:tcPr>
+            <w:tcW w:w="1699" w:type="dxa"/>
+          </w:tcPr>
+          <w:p>
+            <w:r>
+              <w:t>BAIXO</w:t>
+            </w:r>
+          </w:p>
+        </w:tc>
+        <w:tc>
+          <w:tcPr>
+            <w:tcW w:w="1699" w:type="dxa"/>
+          </w:tcPr>
+          <w:p>
+            <w:r>
+              <w:t>Treinamento</w:t>
+            </w:r>
+          </w:p>
+        </w:tc>
+      </w:tr>
+      <w:tr>
+        <w:tc>
+          <w:tcPr>
+            <w:tcW w:w="1698" w:type="dxa"/>
+          </w:tcPr>
+          <w:p>
+            <w:r>
+              <w:t>Mudanças regulatórias</w:t>
+            </w:r>
+          </w:p>
+        </w:tc>
+        <w:tc>
+          <w:tcPr>
+            <w:tcW w:w="1699" w:type="dxa"/>
+          </w:tcPr>
+          <w:p>
+            <w:r>
+              <w:t>EXTERNO</w:t>
+            </w:r>
+          </w:p>
+        </w:tc>
+        <w:tc>
+          <w:tcPr>
+            <w:tcW w:w="1699" w:type="dxa"/>
+          </w:tcPr>
+          <w:p>
+            <w:r>
+              <w:t>ALTO</w:t>
+            </w:r>
+          </w:p>
+        </w:tc>
+        <w:tc>
+          <w:tcPr>
+            <w:tcW w:w="1699" w:type="dxa"/>
+          </w:tcPr>
+          <w:p>
+            <w:r>
+              <w:t>MÉDIA</w:t>
+            </w:r>
+          </w:p>
+        </w:tc>
+        <w:tc>
+          <w:tcPr>
+            <w:tcW w:w="1699" w:type="dxa"/>
+          </w:tcPr>
+          <w:p>
+            <w:r>
+              <w:t>Crie uma equipe ou contrate especialistas para acompanhar regularmente</w:t>
+            </w:r>
+          </w:p>
+        </w:tc>
+      </w:tr>
+      <w:tr>
+        <w:tc>
+          <w:tcPr>
+            <w:tcW w:w="1698" w:type="dxa"/>
+          </w:tcPr>
+          <w:p>
+            <w:r>
+              <w:t>Baixo retorno sobre investimento</w:t>
+            </w:r>
+          </w:p>
+        </w:tc>
+        <w:tc>
+          <w:tcPr>
+            <w:tcW w:w="1699" w:type="dxa"/>
+          </w:tcPr>
+          <w:p>
+            <w:r>
+              <w:t>FINANCEIRO</w:t>
+            </w:r>
+          </w:p>
+        </w:tc>
+        <w:tc>
+          <w:tcPr>
+            <w:tcW w:w="1699" w:type="dxa"/>
+          </w:tcPr>
+          <w:p>
+            <w:r>
+              <w:t>MÉDIA</w:t>
+            </w:r>
+          </w:p>
+        </w:tc>
+        <w:tc>
+          <w:tcPr>
+            <w:tcW w:w="1699" w:type="dxa"/>
+          </w:tcPr>
+          <w:p>
+            <w:r>
+              <w:t>CRITICO</w:t>
+            </w:r>
+          </w:p>
+        </w:tc>
+        <w:tc>
+          <w:tcPr>
+            <w:tcW w:w="1699" w:type="dxa"/>
+          </w:tcPr>
+          <w:p>
+            <w:r>
+              <w:t>Use grupos focais ou enquetes para validar a demanda pelo produto</w:t>
+            </w:r>
+          </w:p>
+        </w:tc>
+      </w:tr>
+    </w:tbl>
+    <w:p/>
+    <w:p/>
+    <w:p/>
+    <w:p/>
+    <w:p>
+      <w:pPr>
+        <w:pStyle w:val="NormalWeb"/>
+      </w:pPr>
+      <w:bookmarkStart w:id="20" w:name="_GoBack"/>
+      <w:bookmarkEnd w:id="20"/>
     </w:p>
     <w:p/>
     <w:sectPr>
@@ -7006,6 +7514,42 @@
       <w:u w:val="single"/>
     </w:rPr>
   </w:style>
+  <w:style w:type="paragraph" w:styleId="NormalWeb">
+    <w:name w:val="Normal (Web)"/>
+    <w:basedOn w:val="Normal"/>
+    <w:uiPriority w:val="99"/>
+    <w:semiHidden/>
+    <w:unhideWhenUsed/>
+    <w:rsid w:val="002B5BA7"/>
+    <w:pPr>
+      <w:spacing w:before="100" w:beforeAutospacing="1" w:after="100" w:afterAutospacing="1" w:line="240" w:lineRule="auto"/>
+    </w:pPr>
+    <w:rPr>
+      <w:rFonts w:ascii="Times New Roman" w:eastAsia="Times New Roman" w:hAnsi="Times New Roman" w:cs="Times New Roman"/>
+      <w:sz w:val="24"/>
+      <w:szCs w:val="24"/>
+      <w:lang w:eastAsia="pt-BR"/>
+    </w:rPr>
+  </w:style>
+  <w:style w:type="table" w:styleId="Tabelacomgrade">
+    <w:name w:val="Table Grid"/>
+    <w:basedOn w:val="Tabelanormal"/>
+    <w:uiPriority w:val="39"/>
+    <w:rsid w:val="009E5B35"/>
+    <w:pPr>
+      <w:spacing w:after="0" w:line="240" w:lineRule="auto"/>
+    </w:pPr>
+    <w:tblPr>
+      <w:tblBorders>
+        <w:top w:val="single" w:sz="4" w:space="0" w:color="auto"/>
+        <w:left w:val="single" w:sz="4" w:space="0" w:color="auto"/>
+        <w:bottom w:val="single" w:sz="4" w:space="0" w:color="auto"/>
+        <w:right w:val="single" w:sz="4" w:space="0" w:color="auto"/>
+        <w:insideH w:val="single" w:sz="4" w:space="0" w:color="auto"/>
+        <w:insideV w:val="single" w:sz="4" w:space="0" w:color="auto"/>
+      </w:tblBorders>
+    </w:tblPr>
+  </w:style>
 </w:styles>
 </file>
 
@@ -7309,7 +7853,7 @@
 </file>
 
 <file path=customXml/itemProps1.xml><?xml version="1.0" encoding="utf-8"?>
-<ds:datastoreItem xmlns:ds="http://schemas.openxmlformats.org/officeDocument/2006/customXml" ds:itemID="{0EDE810D-DBF6-4C7F-8C2B-2FCC05881156}">
+<ds:datastoreItem xmlns:ds="http://schemas.openxmlformats.org/officeDocument/2006/customXml" ds:itemID="{0D51CF33-266D-471F-ACBB-D0667EDEC355}">
   <ds:schemaRefs>
     <ds:schemaRef ds:uri="http://schemas.openxmlformats.org/officeDocument/2006/bibliography"/>
   </ds:schemaRefs>
